--- a/05-content/articles/oshibki-buhgaltera/v2-na-proverku-ekspertu.docx
+++ b/05-content/articles/oshibki-buhgaltera/v2-na-proverku-ekspertu.docx
@@ -167,9 +167,31 @@
         <w:rPr>
           <w:lang w:val="ru-RU"/>
         </w:rPr>
-        <w:t xml:space="preserve"> — по статьям 119, 120 и 122 НК РФ. За занижение налога — 20% от недоимки, при умысле -  40%. За грубое нарушение правил учёта — от 10 000 до 30 000 рублей, а если оно привело к занижению базы — </w:t>
+        <w:t xml:space="preserve"> — по статьям 119, 120 и 122 НК РФ. За занижение налога — 20% от недоимки, при умысле </w:t>
       </w:r>
       <w:del w:id="20007" w:author="Claude" w:date="2026-10-05T00:00:00Z">
+        <w:r>
+          <w:rPr>
+            <w:lang w:val="ru-RU"/>
+          </w:rPr>
+          <w:delText xml:space="preserve">-  </w:delText>
+        </w:r>
+      </w:del>
+      <w:ins w:id="20008" w:author="Claude" w:date="2026-10-05T00:00:00Z">
+        <w:r>
+          <w:rPr>
+            <w:lang w:val="ru-RU"/>
+          </w:rPr>
+          <w:t xml:space="preserve">— </w:t>
+        </w:r>
+      </w:ins>
+      <w:r>
+        <w:rPr>
+          <w:lang w:val="ru-RU"/>
+        </w:rPr>
+        <w:t xml:space="preserve">40%. За грубое нарушение правил учёта — от 10 000 до 30 000 рублей, а если оно привело к занижению базы — </w:t>
+      </w:r>
+      <w:del w:id="20009" w:author="Claude" w:date="2026-10-05T00:00:00Z">
         <w:r>
           <w:rPr>
             <w:lang w:val="ru-RU"/>
@@ -218,7 +240,7 @@
         </w:rPr>
         <w:t xml:space="preserve"> За грубое нарушение требований к бухучёту — от 5 000 до 10 000 рублей, при повторном нарушении до 20 000 рублей или дисквалификация на срок от года до двух.</w:t>
       </w:r>
-      <w:ins w:id="20008" w:author="Claude" w:date="2026-10-05T00:00:00Z">
+      <w:ins w:id="20010" w:author="Claude" w:date="2026-10-05T00:00:00Z">
         <w:r>
           <w:rPr>
             <w:lang w:val="ru-RU"/>
@@ -243,11 +265,11 @@
         </w:numPr>
         <w:spacing w:after="60"/>
         <w:rPr>
-          <w:del w:id="20095" w:author="Claude" w:date="2026-10-05T00:00:00Z"/>
-          <w:lang w:val="ru-RU"/>
-        </w:rPr>
-      </w:pPr>
-      <w:del w:id="20092" w:author="Claude" w:date="2026-10-05T00:00:00Z">
+          <w:del w:id="20100" w:author="Claude" w:date="2026-10-05T00:00:00Z"/>
+          <w:lang w:val="ru-RU"/>
+        </w:rPr>
+      </w:pPr>
+      <w:del w:id="20097" w:author="Claude" w:date="2026-10-05T00:00:00Z">
         <w:r>
           <w:rPr>
             <w:b/>
@@ -257,7 +279,7 @@
           <w:delText xml:space="preserve">Организует учёт </w:delText>
         </w:r>
       </w:del>
-      <w:del w:id="20093" w:author="Claude" w:date="2026-10-05T00:00:00Z">
+      <w:del w:id="20098" w:author="Claude" w:date="2026-10-05T00:00:00Z">
         <w:r>
           <w:rPr>
             <w:b/>
@@ -267,7 +289,7 @@
           <w:delText xml:space="preserve">руководитель</w:delText>
         </w:r>
       </w:del>
-      <w:del w:id="20094" w:author="Claude" w:date="2026-10-05T00:00:00Z">
+      <w:del w:id="20099" w:author="Claude" w:date="2026-10-05T00:00:00Z">
         <w:r>
           <w:rPr>
             <w:lang w:val="ru-RU"/>
@@ -326,7 +348,7 @@
           </w:rPr>
           <w:t xml:space="preserve">Примеры ошибок бухгалтера: </w:t>
         </w:r>
-        <w:del w:id="20090" w:author="Claude" w:date="2026-10-05T00:00:00Z">
+        <w:del w:id="20092" w:author="Claude" w:date="2026-10-05T00:00:00Z">
           <w:r>
             <w:rPr>
               <w:rStyle w:val="ad"/>
@@ -335,7 +357,7 @@
             <w:delText xml:space="preserve">девять</w:delText>
           </w:r>
         </w:del>
-        <w:ins w:id="20091" w:author="Claude" w:date="2026-10-05T00:00:00Z">
+        <w:ins w:id="20093" w:author="Claude" w:date="2026-10-05T00:00:00Z">
           <w:r>
             <w:rPr>
               <w:rStyle w:val="ad"/>
@@ -443,7 +465,7 @@
         </w:rPr>
       </w:pPr>
       <w:commentRangeStart w:id="4"/>
-      <w:del w:id="20009" w:author="Claude" w:date="2026-10-05T00:00:00Z">
+      <w:del w:id="20011" w:author="Claude" w:date="2026-10-05T00:00:00Z">
         <w:r>
           <w:rPr>
             <w:lang w:val="ru-RU"/>
@@ -451,7 +473,7 @@
           <w:delText xml:space="preserve">Ошибки бухгалтера чаще связаны не с незнанием бухгалтерии, а с тем, как организована работа, поэтому устраняются они решениями руководителя.</w:delText>
         </w:r>
       </w:del>
-      <w:ins w:id="20010" w:author="Claude" w:date="2026-10-05T00:00:00Z">
+      <w:ins w:id="20012" w:author="Claude" w:date="2026-10-05T00:00:00Z">
         <w:r>
           <w:rPr>
             <w:lang w:val="ru-RU"/>
@@ -481,34 +503,12 @@
         </w:rPr>
         <w:t xml:space="preserve">В малом и среднем бизнесе </w:t>
       </w:r>
-      <w:del w:id="20011" w:author="Claude" w:date="2026-10-05T00:00:00Z">
+      <w:del w:id="20013" w:author="Claude" w:date="2026-10-05T00:00:00Z">
         <w:r>
           <w:rPr>
             <w:lang w:val="ru-RU"/>
           </w:rPr>
           <w:delText xml:space="preserve">один человек нередко</w:delText>
-        </w:r>
-      </w:del>
-      <w:ins w:id="20012" w:author="Claude" w:date="2026-10-05T00:00:00Z">
-        <w:r>
-          <w:rPr>
-            <w:lang w:val="ru-RU"/>
-          </w:rPr>
-          <w:t xml:space="preserve">часто бухгалтер в одном лице</w:t>
-        </w:r>
-      </w:ins>
-      <w:r>
-        <w:rPr>
-          <w:lang w:val="ru-RU"/>
-        </w:rPr>
-        <w:t xml:space="preserve"> ведёт учёт, начисляет зарплату, сдаёт отчётность и разбирает первичные документы. </w:t>
-      </w:r>
-      <w:del w:id="20013" w:author="Claude" w:date="2026-10-05T00:00:00Z">
-        <w:r>
-          <w:rPr>
-            <w:lang w:val="ru-RU"/>
-          </w:rPr>
-          <w:delText xml:space="preserve">При таком объёме ошибка — вопрос времени, а не квалификации, и без</w:delText>
         </w:r>
       </w:del>
       <w:ins w:id="20014" w:author="Claude" w:date="2026-10-05T00:00:00Z">
@@ -516,6 +516,28 @@
           <w:rPr>
             <w:lang w:val="ru-RU"/>
           </w:rPr>
+          <w:t xml:space="preserve">часто бухгалтер в одном лице</w:t>
+        </w:r>
+      </w:ins>
+      <w:r>
+        <w:rPr>
+          <w:lang w:val="ru-RU"/>
+        </w:rPr>
+        <w:t xml:space="preserve"> ведёт учёт, начисляет зарплату, сдаёт отчётность и разбирает первичные документы. </w:t>
+      </w:r>
+      <w:del w:id="20015" w:author="Claude" w:date="2026-10-05T00:00:00Z">
+        <w:r>
+          <w:rPr>
+            <w:lang w:val="ru-RU"/>
+          </w:rPr>
+          <w:delText xml:space="preserve">При таком объёме ошибка — вопрос времени, а не квалификации, и без</w:delText>
+        </w:r>
+      </w:del>
+      <w:ins w:id="20016" w:author="Claude" w:date="2026-10-05T00:00:00Z">
+        <w:r>
+          <w:rPr>
+            <w:lang w:val="ru-RU"/>
+          </w:rPr>
           <w:t xml:space="preserve">Большой объём работы ведёт к появлению ошибок. Особенно при отсутствии</w:t>
         </w:r>
       </w:ins>
@@ -525,7 +547,7 @@
         </w:rPr>
         <w:t xml:space="preserve"> внутреннего контроля</w:t>
       </w:r>
-      <w:del w:id="20015" w:author="Claude" w:date="2026-10-05T00:00:00Z">
+      <w:del w:id="20017" w:author="Claude" w:date="2026-10-05T00:00:00Z">
         <w:r>
           <w:rPr>
             <w:lang w:val="ru-RU"/>
@@ -561,34 +583,12 @@
         </w:rPr>
         <w:t xml:space="preserve">Вторая причина — </w:t>
       </w:r>
-      <w:del w:id="20016" w:author="Claude" w:date="2026-10-05T00:00:00Z">
+      <w:del w:id="20018" w:author="Claude" w:date="2026-10-05T00:00:00Z">
         <w:r>
           <w:rPr>
             <w:lang w:val="ru-RU"/>
           </w:rPr>
           <w:delText xml:space="preserve">первичные документы:</w:delText>
-        </w:r>
-      </w:del>
-      <w:ins w:id="20017" w:author="Claude" w:date="2026-10-05T00:00:00Z">
-        <w:r>
-          <w:rPr>
-            <w:lang w:val="ru-RU"/>
-          </w:rPr>
-          <w:t xml:space="preserve">несвоевременная передача первичных документов. Например,</w:t>
-        </w:r>
-      </w:ins>
-      <w:r>
-        <w:rPr>
-          <w:lang w:val="ru-RU"/>
-        </w:rPr>
-        <w:t xml:space="preserve"> менеджер подписал акт в марте, а </w:t>
-      </w:r>
-      <w:del w:id="20018" w:author="Claude" w:date="2026-10-05T00:00:00Z">
-        <w:r>
-          <w:rPr>
-            <w:lang w:val="ru-RU"/>
-          </w:rPr>
-          <w:delText xml:space="preserve">принёс</w:delText>
         </w:r>
       </w:del>
       <w:ins w:id="20019" w:author="Claude" w:date="2026-10-05T00:00:00Z">
@@ -596,6 +596,28 @@
           <w:rPr>
             <w:lang w:val="ru-RU"/>
           </w:rPr>
+          <w:t xml:space="preserve">несвоевременная передача первичных документов. Например,</w:t>
+        </w:r>
+      </w:ins>
+      <w:r>
+        <w:rPr>
+          <w:lang w:val="ru-RU"/>
+        </w:rPr>
+        <w:t xml:space="preserve"> менеджер подписал акт в марте, а </w:t>
+      </w:r>
+      <w:del w:id="20020" w:author="Claude" w:date="2026-10-05T00:00:00Z">
+        <w:r>
+          <w:rPr>
+            <w:lang w:val="ru-RU"/>
+          </w:rPr>
+          <w:delText xml:space="preserve">принёс</w:delText>
+        </w:r>
+      </w:del>
+      <w:ins w:id="20021" w:author="Claude" w:date="2026-10-05T00:00:00Z">
+        <w:r>
+          <w:rPr>
+            <w:lang w:val="ru-RU"/>
+          </w:rPr>
           <w:t xml:space="preserve">передал</w:t>
         </w:r>
       </w:ins>
@@ -605,7 +627,7 @@
         </w:rPr>
         <w:t xml:space="preserve"> его</w:t>
       </w:r>
-      <w:ins w:id="20020" w:author="Claude" w:date="2026-10-05T00:00:00Z">
+      <w:ins w:id="20022" w:author="Claude" w:date="2026-10-05T00:00:00Z">
         <w:r>
           <w:rPr>
             <w:lang w:val="ru-RU"/>
@@ -619,7 +641,7 @@
         </w:rPr>
         <w:t xml:space="preserve"> в июле. </w:t>
       </w:r>
-      <w:del w:id="20021" w:author="Claude" w:date="2026-10-05T00:00:00Z">
+      <w:del w:id="20023" w:author="Claude" w:date="2026-10-05T00:00:00Z">
         <w:r>
           <w:rPr>
             <w:lang w:val="ru-RU"/>
@@ -627,7 +649,7 @@
           <w:delText xml:space="preserve">Учёт тогда отражает документы, которые дошли до бухгалтерии, а не реальные операции</w:delText>
         </w:r>
       </w:del>
-      <w:ins w:id="20022" w:author="Claude" w:date="2026-10-05T00:00:00Z">
+      <w:ins w:id="20024" w:author="Claude" w:date="2026-10-05T00:00:00Z">
         <w:r>
           <w:rPr>
             <w:lang w:val="ru-RU"/>
@@ -663,12 +685,12 @@
         </w:rPr>
         <w:t xml:space="preserve">Третья</w:t>
       </w:r>
-      <w:ins w:id="20023" w:author="Claude" w:date="2026-10-05T00:00:00Z">
-        <w:r>
-          <w:rPr>
-            <w:lang w:val="ru-RU"/>
-          </w:rPr>
-          <w:t xml:space="preserve"> проблема</w:t>
+      <w:ins w:id="20025" w:author="Claude" w:date="2026-10-05T00:00:00Z">
+        <w:r>
+          <w:rPr>
+            <w:lang w:val="ru-RU"/>
+          </w:rPr>
+          <w:t xml:space="preserve"> причина</w:t>
         </w:r>
       </w:ins>
       <w:r>
@@ -676,28 +698,6 @@
           <w:lang w:val="ru-RU"/>
         </w:rPr>
         <w:t xml:space="preserve"> — учёт ведётся </w:t>
-      </w:r>
-      <w:del w:id="20024" w:author="Claude" w:date="2026-10-05T00:00:00Z">
-        <w:r>
-          <w:rPr>
-            <w:lang w:val="ru-RU"/>
-          </w:rPr>
-          <w:delText xml:space="preserve">ради</w:delText>
-        </w:r>
-      </w:del>
-      <w:ins w:id="20025" w:author="Claude" w:date="2026-10-05T00:00:00Z">
-        <w:r>
-          <w:rPr>
-            <w:lang w:val="ru-RU"/>
-          </w:rPr>
-          <w:t xml:space="preserve">для сдачи</w:t>
-        </w:r>
-      </w:ins>
-      <w:r>
-        <w:rPr>
-          <w:lang w:val="ru-RU"/>
-        </w:rPr>
-        <w:t xml:space="preserve"> отчётности, а не </w:t>
       </w:r>
       <w:del w:id="20026" w:author="Claude" w:date="2026-10-05T00:00:00Z">
         <w:r>
@@ -712,21 +712,21 @@
           <w:rPr>
             <w:lang w:val="ru-RU"/>
           </w:rPr>
-          <w:t xml:space="preserve">для</w:t>
+          <w:t xml:space="preserve">для сдачи</w:t>
         </w:r>
       </w:ins>
       <w:r>
         <w:rPr>
           <w:lang w:val="ru-RU"/>
         </w:rPr>
-        <w:t xml:space="preserve"> управления</w:t>
+        <w:t xml:space="preserve"> отчётности, а не </w:t>
       </w:r>
       <w:del w:id="20028" w:author="Claude" w:date="2026-10-05T00:00:00Z">
         <w:r>
           <w:rPr>
             <w:lang w:val="ru-RU"/>
           </w:rPr>
-          <w:delText xml:space="preserve">. Если</w:delText>
+          <w:delText xml:space="preserve">ради</w:delText>
         </w:r>
       </w:del>
       <w:ins w:id="20029" w:author="Claude" w:date="2026-10-05T00:00:00Z">
@@ -734,21 +734,21 @@
           <w:rPr>
             <w:lang w:val="ru-RU"/>
           </w:rPr>
-          <w:t xml:space="preserve"> бизнесом. Когда</w:t>
+          <w:t xml:space="preserve">для</w:t>
         </w:r>
       </w:ins>
       <w:r>
         <w:rPr>
           <w:lang w:val="ru-RU"/>
         </w:rPr>
-        <w:t xml:space="preserve"> собственник </w:t>
+        <w:t xml:space="preserve"> управления</w:t>
       </w:r>
       <w:del w:id="20030" w:author="Claude" w:date="2026-10-05T00:00:00Z">
         <w:r>
           <w:rPr>
             <w:lang w:val="ru-RU"/>
           </w:rPr>
-          <w:delText xml:space="preserve">смотрит</w:delText>
+          <w:delText xml:space="preserve">. Если</w:delText>
         </w:r>
       </w:del>
       <w:ins w:id="20031" w:author="Claude" w:date="2026-10-05T00:00:00Z">
@@ -756,21 +756,21 @@
           <w:rPr>
             <w:lang w:val="ru-RU"/>
           </w:rPr>
-          <w:t xml:space="preserve">ориентируется</w:t>
+          <w:t xml:space="preserve"> бизнесом. Когда</w:t>
         </w:r>
       </w:ins>
       <w:r>
         <w:rPr>
           <w:lang w:val="ru-RU"/>
         </w:rPr>
-        <w:t xml:space="preserve"> только на </w:t>
+        <w:t xml:space="preserve"> собственник </w:t>
       </w:r>
       <w:del w:id="20032" w:author="Claude" w:date="2026-10-05T00:00:00Z">
         <w:r>
           <w:rPr>
             <w:lang w:val="ru-RU"/>
           </w:rPr>
-          <w:delText xml:space="preserve">деньги</w:delText>
+          <w:delText xml:space="preserve">смотрит</w:delText>
         </w:r>
       </w:del>
       <w:ins w:id="20033" w:author="Claude" w:date="2026-10-05T00:00:00Z">
@@ -778,6 +778,28 @@
           <w:rPr>
             <w:lang w:val="ru-RU"/>
           </w:rPr>
+          <w:t xml:space="preserve">ориентируется</w:t>
+        </w:r>
+      </w:ins>
+      <w:r>
+        <w:rPr>
+          <w:lang w:val="ru-RU"/>
+        </w:rPr>
+        <w:t xml:space="preserve"> только на </w:t>
+      </w:r>
+      <w:del w:id="20034" w:author="Claude" w:date="2026-10-05T00:00:00Z">
+        <w:r>
+          <w:rPr>
+            <w:lang w:val="ru-RU"/>
+          </w:rPr>
+          <w:delText xml:space="preserve">деньги</w:delText>
+        </w:r>
+      </w:del>
+      <w:ins w:id="20035" w:author="Claude" w:date="2026-10-05T00:00:00Z">
+        <w:r>
+          <w:rPr>
+            <w:lang w:val="ru-RU"/>
+          </w:rPr>
           <w:t xml:space="preserve">остаток денег</w:t>
         </w:r>
       </w:ins>
@@ -787,7 +809,7 @@
         </w:rPr>
         <w:t xml:space="preserve"> на расчётном счёте, ошибки в себестоимости и </w:t>
       </w:r>
-      <w:ins w:id="20034" w:author="Claude" w:date="2026-10-05T00:00:00Z">
+      <w:ins w:id="20036" w:author="Claude" w:date="2026-10-05T00:00:00Z">
         <w:r>
           <w:rPr>
             <w:lang w:val="ru-RU"/>
@@ -801,7 +823,7 @@
         </w:rPr>
         <w:t xml:space="preserve">остатках</w:t>
       </w:r>
-      <w:ins w:id="20035" w:author="Claude" w:date="2026-10-05T00:00:00Z">
+      <w:ins w:id="20037" w:author="Claude" w:date="2026-10-05T00:00:00Z">
         <w:r>
           <w:rPr>
             <w:lang w:val="ru-RU"/>
@@ -815,7 +837,7 @@
         </w:rPr>
         <w:t xml:space="preserve"> годами </w:t>
       </w:r>
-      <w:del w:id="20036" w:author="Claude" w:date="2026-10-05T00:00:00Z">
+      <w:del w:id="20038" w:author="Claude" w:date="2026-10-05T00:00:00Z">
         <w:r>
           <w:rPr>
             <w:lang w:val="ru-RU"/>
@@ -823,7 +845,7 @@
           <w:delText xml:space="preserve">никто не замечает</w:delText>
         </w:r>
       </w:del>
-      <w:ins w:id="20037" w:author="Claude" w:date="2026-10-05T00:00:00Z">
+      <w:ins w:id="20039" w:author="Claude" w:date="2026-10-05T00:00:00Z">
         <w:r>
           <w:rPr>
             <w:lang w:val="ru-RU"/>
@@ -837,7 +859,7 @@
         </w:rPr>
         <w:t xml:space="preserve">. А</w:t>
       </w:r>
-      <w:ins w:id="20038" w:author="Claude" w:date="2026-10-05T00:00:00Z">
+      <w:ins w:id="20040" w:author="Claude" w:date="2026-10-05T00:00:00Z">
         <w:r>
           <w:rPr>
             <w:lang w:val="ru-RU"/>
@@ -851,7 +873,7 @@
         </w:rPr>
         <w:t xml:space="preserve"> учётная политика, </w:t>
       </w:r>
-      <w:del w:id="20039" w:author="Claude" w:date="2026-10-05T00:00:00Z">
+      <w:del w:id="20041" w:author="Claude" w:date="2026-10-05T00:00:00Z">
         <w:r>
           <w:rPr>
             <w:lang w:val="ru-RU"/>
@@ -859,7 +881,7 @@
           <w:delText xml:space="preserve">составленная</w:delText>
         </w:r>
       </w:del>
-      <w:ins w:id="20040" w:author="Claude" w:date="2026-10-05T00:00:00Z">
+      <w:ins w:id="20042" w:author="Claude" w:date="2026-10-05T00:00:00Z">
         <w:r>
           <w:rPr>
             <w:lang w:val="ru-RU"/>
@@ -873,7 +895,7 @@
         </w:rPr>
         <w:t xml:space="preserve"> по</w:t>
       </w:r>
-      <w:del w:id="20041" w:author="Claude" w:date="2026-10-05T00:00:00Z">
+      <w:del w:id="20043" w:author="Claude" w:date="2026-10-05T00:00:00Z">
         <w:r>
           <w:rPr>
             <w:lang w:val="ru-RU"/>
@@ -887,34 +909,12 @@
         </w:rPr>
         <w:t xml:space="preserve"> шаблону, приводит к тому, что </w:t>
       </w:r>
-      <w:del w:id="20042" w:author="Claude" w:date="2026-10-05T00:00:00Z">
+      <w:del w:id="20044" w:author="Claude" w:date="2026-10-05T00:00:00Z">
         <w:r>
           <w:rPr>
             <w:lang w:val="ru-RU"/>
           </w:rPr>
           <w:delText xml:space="preserve">спорные ситуации</w:delText>
-        </w:r>
-      </w:del>
-      <w:ins w:id="20043" w:author="Claude" w:date="2026-10-05T00:00:00Z">
-        <w:r>
-          <w:rPr>
-            <w:lang w:val="ru-RU"/>
-          </w:rPr>
-          <w:t xml:space="preserve">в спорных ситуациях решения</w:t>
-        </w:r>
-      </w:ins>
-      <w:r>
-        <w:rPr>
-          <w:lang w:val="ru-RU"/>
-        </w:rPr>
-        <w:t xml:space="preserve"> каждый раз </w:t>
-      </w:r>
-      <w:del w:id="20044" w:author="Claude" w:date="2026-10-05T00:00:00Z">
-        <w:r>
-          <w:rPr>
-            <w:lang w:val="ru-RU"/>
-          </w:rPr>
-          <w:delText xml:space="preserve">решаются</w:delText>
         </w:r>
       </w:del>
       <w:ins w:id="20045" w:author="Claude" w:date="2026-10-05T00:00:00Z">
@@ -922,6 +922,28 @@
           <w:rPr>
             <w:lang w:val="ru-RU"/>
           </w:rPr>
+          <w:t xml:space="preserve">в спорных ситуациях решения</w:t>
+        </w:r>
+      </w:ins>
+      <w:r>
+        <w:rPr>
+          <w:lang w:val="ru-RU"/>
+        </w:rPr>
+        <w:t xml:space="preserve"> каждый раз </w:t>
+      </w:r>
+      <w:del w:id="20046" w:author="Claude" w:date="2026-10-05T00:00:00Z">
+        <w:r>
+          <w:rPr>
+            <w:lang w:val="ru-RU"/>
+          </w:rPr>
+          <w:delText xml:space="preserve">решаются</w:delText>
+        </w:r>
+      </w:del>
+      <w:ins w:id="20047" w:author="Claude" w:date="2026-10-05T00:00:00Z">
+        <w:r>
+          <w:rPr>
+            <w:lang w:val="ru-RU"/>
+          </w:rPr>
           <w:t xml:space="preserve">принимаются</w:t>
         </w:r>
       </w:ins>
@@ -943,12 +965,12 @@
       <w:pPr>
         <w:pStyle w:val="a0"/>
         <w:rPr>
-          <w:ins w:id="20046" w:author="Claude" w:date="2026-10-05T00:00:00Z"/>
+          <w:ins w:id="20048" w:author="Claude" w:date="2026-10-05T00:00:00Z"/>
           <w:lang w:val="ru-RU"/>
         </w:rPr>
       </w:pPr>
       <w:commentRangeStart w:id="8"/>
-      <w:ins w:id="20047" w:author="Claude" w:date="2026-10-05T00:00:00Z">
+      <w:ins w:id="20049" w:author="Claude" w:date="2026-10-05T00:00:00Z">
         <w:r>
           <w:rPr>
             <w:lang w:val="ru-RU"/>
@@ -968,11 +990,11 @@
       <w:pPr>
         <w:pStyle w:val="a0"/>
         <w:rPr>
-          <w:del w:id="20051" w:author="Claude" w:date="2026-10-05T00:00:00Z"/>
-          <w:lang w:val="ru-RU"/>
-        </w:rPr>
-      </w:pPr>
-      <w:del w:id="20048" w:author="Claude" w:date="2026-10-05T00:00:00Z">
+          <w:del w:id="20053" w:author="Claude" w:date="2026-10-05T00:00:00Z"/>
+          <w:lang w:val="ru-RU"/>
+        </w:rPr>
+      </w:pPr>
+      <w:del w:id="20050" w:author="Claude" w:date="2026-10-05T00:00:00Z">
         <w:r>
           <w:rPr>
             <w:lang w:val="ru-RU"/>
@@ -980,7 +1002,7 @@
           <w:delText xml:space="preserve">Наконец, меняются </w:delText>
         </w:r>
       </w:del>
-      <w:del w:id="20049" w:author="Claude" w:date="2026-10-05T00:00:00Z">
+      <w:del w:id="20051" w:author="Claude" w:date="2026-10-05T00:00:00Z">
         <w:r>
           <w:rPr>
             <w:lang w:val="ru-RU"/>
@@ -988,7 +1010,7 @@
           <w:delText xml:space="preserve">сами</w:delText>
         </w:r>
       </w:del>
-      <w:del w:id="20050" w:author="Claude" w:date="2026-10-05T00:00:00Z">
+      <w:del w:id="20052" w:author="Claude" w:date="2026-10-05T00:00:00Z">
         <w:r>
           <w:rPr>
             <w:lang w:val="ru-RU"/>
@@ -1013,71 +1035,12 @@
         </w:rPr>
         <w:t xml:space="preserve">Примеры ошибок бухгалтера: </w:t>
       </w:r>
-      <w:del w:id="20052" w:author="Claude" w:date="2026-10-05T00:00:00Z">
+      <w:del w:id="20054" w:author="Claude" w:date="2026-10-05T00:00:00Z">
         <w:r>
           <w:rPr>
             <w:lang w:val="ru-RU"/>
           </w:rPr>
           <w:delText xml:space="preserve">девять</w:delText>
-        </w:r>
-      </w:del>
-      <w:ins w:id="20053" w:author="Claude" w:date="2026-10-05T00:00:00Z">
-        <w:r>
-          <w:rPr>
-            <w:lang w:val="ru-RU"/>
-          </w:rPr>
-          <w:t xml:space="preserve">восемь</w:t>
-        </w:r>
-      </w:ins>
-      <w:r>
-        <w:rPr>
-          <w:lang w:val="ru-RU"/>
-        </w:rPr>
-        <w:t xml:space="preserve"> случаев из практики аудита</w:t>
-      </w:r>
-      <w:commentRangeEnd w:id="21"/>
-      <w:r>
-        <w:rPr>
-          <w:rStyle w:val="af"/>
-        </w:rPr>
-        <w:commentReference w:id="21"/>
-      </w:r>
-    </w:p>
-    <w:p>
-      <w:pPr>
-        <w:pStyle w:val="3"/>
-        <w:rPr>
-          <w:lang w:val="ru-RU"/>
-        </w:rPr>
-      </w:pPr>
-      <w:bookmarkStart w:id="14" w:name="зависшие-подотчётные-суммы"/>
-      <w:r>
-        <w:rPr>
-          <w:lang w:val="ru-RU"/>
-        </w:rPr>
-        <w:t>1. Зависшие подотчётные суммы</w:t>
-      </w:r>
-    </w:p>
-    <w:p>
-      <w:pPr>
-        <w:pStyle w:val="FirstParagraph"/>
-        <w:rPr>
-          <w:lang w:val="ru-RU"/>
-        </w:rPr>
-      </w:pPr>
-      <w:commentRangeStart w:id="9"/>
-      <w:r>
-        <w:rPr>
-          <w:lang w:val="ru-RU"/>
-        </w:rPr>
-        <w:t xml:space="preserve">Деньги выданы под отчёт, авансового отчёта нет, остаток годами числится на счёте 71 — иногда это миллионы рублей. Если расходование не подтверждено документами, налоговая признаёт эти суммы доходом работника и доначисляет НДФЛ и страховые взносы. </w:t>
-      </w:r>
-      <w:del w:id="20054" w:author="Claude" w:date="2026-10-05T00:00:00Z">
-        <w:r>
-          <w:rPr>
-            <w:lang w:val="ru-RU"/>
-          </w:rPr>
-          <w:delText xml:space="preserve">Минфин занимает эту позицию последовательно (например, в письме от 01.02.2018 № 03-04-06/5808), суды</w:delText>
         </w:r>
       </w:del>
       <w:ins w:id="20055" w:author="Claude" w:date="2026-10-05T00:00:00Z">
@@ -1085,37 +1048,58 @@
           <w:rPr>
             <w:lang w:val="ru-RU"/>
           </w:rPr>
-          <w:t xml:space="preserve">Суды</w:t>
+          <w:t xml:space="preserve">восемь</w:t>
         </w:r>
       </w:ins>
       <w:r>
         <w:rPr>
           <w:lang w:val="ru-RU"/>
         </w:rPr>
-        <w:t xml:space="preserve"> в большинстве случаев её поддерживают.</w:t>
-      </w:r>
-      <w:commentRangeEnd w:id="9"/>
+        <w:t xml:space="preserve"> случаев из практики аудита</w:t>
+      </w:r>
+      <w:commentRangeEnd w:id="21"/>
       <w:r>
         <w:rPr>
           <w:rStyle w:val="af"/>
         </w:rPr>
-        <w:commentReference w:id="9"/>
-      </w:r>
-    </w:p>
-    <w:p>
-      <w:pPr>
-        <w:pStyle w:val="a0"/>
-        <w:rPr>
-          <w:lang w:val="ru-RU"/>
-        </w:rPr>
-      </w:pPr>
-      <w:commentRangeStart w:id="10"/>
+        <w:commentReference w:id="21"/>
+      </w:r>
+    </w:p>
+    <w:p>
+      <w:pPr>
+        <w:pStyle w:val="3"/>
+        <w:rPr>
+          <w:lang w:val="ru-RU"/>
+        </w:rPr>
+      </w:pPr>
+      <w:bookmarkStart w:id="14" w:name="зависшие-подотчётные-суммы"/>
+      <w:r>
+        <w:rPr>
+          <w:lang w:val="ru-RU"/>
+        </w:rPr>
+        <w:t>1. Зависшие подотчётные суммы</w:t>
+      </w:r>
+    </w:p>
+    <w:p>
+      <w:pPr>
+        <w:pStyle w:val="FirstParagraph"/>
+        <w:rPr>
+          <w:lang w:val="ru-RU"/>
+        </w:rPr>
+      </w:pPr>
+      <w:commentRangeStart w:id="9"/>
+      <w:r>
+        <w:rPr>
+          <w:lang w:val="ru-RU"/>
+        </w:rPr>
+        <w:t xml:space="preserve">Деньги выданы под отчёт, авансового отчёта нет, остаток годами числится на счёте 71 — иногда это миллионы рублей. Если расходование не подтверждено документами, налоговая признаёт эти суммы доходом работника и доначисляет НДФЛ и страховые взносы. </w:t>
+      </w:r>
       <w:del w:id="20056" w:author="Claude" w:date="2026-10-05T00:00:00Z">
         <w:r>
           <w:rPr>
             <w:lang w:val="ru-RU"/>
           </w:rPr>
-          <w:delText xml:space="preserve">Решение здесь за собственником: установить</w:delText>
+          <w:delText xml:space="preserve">Минфин занимает эту позицию последовательно (например, в письме от 01.02.2018 № 03-04-06/5808), суды</w:delText>
         </w:r>
       </w:del>
       <w:ins w:id="20057" w:author="Claude" w:date="2026-10-05T00:00:00Z">
@@ -1123,6 +1107,44 @@
           <w:rPr>
             <w:lang w:val="ru-RU"/>
           </w:rPr>
+          <w:t xml:space="preserve">Суды</w:t>
+        </w:r>
+      </w:ins>
+      <w:r>
+        <w:rPr>
+          <w:lang w:val="ru-RU"/>
+        </w:rPr>
+        <w:t xml:space="preserve"> в большинстве случаев её поддерживают.</w:t>
+      </w:r>
+      <w:commentRangeEnd w:id="9"/>
+      <w:r>
+        <w:rPr>
+          <w:rStyle w:val="af"/>
+        </w:rPr>
+        <w:commentReference w:id="9"/>
+      </w:r>
+    </w:p>
+    <w:p>
+      <w:pPr>
+        <w:pStyle w:val="a0"/>
+        <w:rPr>
+          <w:lang w:val="ru-RU"/>
+        </w:rPr>
+      </w:pPr>
+      <w:commentRangeStart w:id="10"/>
+      <w:del w:id="20058" w:author="Claude" w:date="2026-10-05T00:00:00Z">
+        <w:r>
+          <w:rPr>
+            <w:lang w:val="ru-RU"/>
+          </w:rPr>
+          <w:delText xml:space="preserve">Решение здесь за собственником: установить</w:delText>
+        </w:r>
+      </w:del>
+      <w:ins w:id="20059" w:author="Claude" w:date="2026-10-05T00:00:00Z">
+        <w:r>
+          <w:rPr>
+            <w:lang w:val="ru-RU"/>
+          </w:rPr>
           <w:t xml:space="preserve">Собственнику необходимо</w:t>
         </w:r>
       </w:ins>
@@ -1132,7 +1154,7 @@
         </w:rPr>
         <w:t xml:space="preserve"> приказом</w:t>
       </w:r>
-      <w:ins w:id="20058" w:author="Claude" w:date="2026-10-05T00:00:00Z">
+      <w:ins w:id="20060" w:author="Claude" w:date="2026-10-05T00:00:00Z">
         <w:r>
           <w:rPr>
             <w:lang w:val="ru-RU"/>
@@ -1146,7 +1168,7 @@
         </w:rPr>
         <w:t xml:space="preserve"> срок сдачи авансового отчёта и </w:t>
       </w:r>
-      <w:del w:id="20059" w:author="Claude" w:date="2026-10-05T00:00:00Z">
+      <w:del w:id="20061" w:author="Claude" w:date="2026-10-05T00:00:00Z">
         <w:r>
           <w:rPr>
             <w:lang w:val="ru-RU"/>
@@ -1154,7 +1176,7 @@
           <w:delText xml:space="preserve">не выдавать</w:delText>
         </w:r>
       </w:del>
-      <w:ins w:id="20060" w:author="Claude" w:date="2026-10-05T00:00:00Z">
+      <w:ins w:id="20062" w:author="Claude" w:date="2026-10-05T00:00:00Z">
         <w:r>
           <w:rPr>
             <w:lang w:val="ru-RU"/>
@@ -1168,7 +1190,7 @@
         </w:rPr>
         <w:t xml:space="preserve"> новые суммы</w:t>
       </w:r>
-      <w:ins w:id="20061" w:author="Claude" w:date="2026-10-05T00:00:00Z">
+      <w:ins w:id="20063" w:author="Claude" w:date="2026-10-05T00:00:00Z">
         <w:r>
           <w:rPr>
             <w:lang w:val="ru-RU"/>
@@ -1220,7 +1242,7 @@
         </w:rPr>
         <w:t xml:space="preserve">Заём выдан, срок возврата продлевается из года в год, проценты не начисляются, внутри группы деньги передаются по цепочке и не возвращаются. Налоговая рассматривает такие операции как вывод прибыли без налогообложения. Если заём переквалифицируют в дивиденды или в выплату директору, компании доначислят НДФЛ, а во втором случае — и страховые взносы. Займы между взаимозависимыми компаниями на спецрежимах налоговая может рассматривать как признак дробления бизнеса.</w:t>
       </w:r>
-      <w:del w:id="20062" w:author="Claude" w:date="2026-10-05T00:00:00Z">
+      <w:del w:id="20064" w:author="Claude" w:date="2026-10-05T00:00:00Z">
         <w:r>
           <w:rPr>
             <w:lang w:val="ru-RU"/>
@@ -1252,7 +1274,7 @@
         </w:rPr>
         <w:t xml:space="preserve">3. Отрицательные остатки</w:t>
       </w:r>
-      <w:ins w:id="20063" w:author="Claude" w:date="2026-10-05T00:00:00Z">
+      <w:ins w:id="20065" w:author="Claude" w:date="2026-10-05T00:00:00Z">
         <w:r>
           <w:rPr>
             <w:lang w:val="ru-RU"/>
@@ -1373,7 +1395,7 @@
         </w:rPr>
         <w:t xml:space="preserve">Сроки полезного использования основных средств не пересматриваются, аренда учитывается по старым правилам, инвентаризация проходит формально. В результате баланс перестаёт отражать </w:t>
       </w:r>
-      <w:del w:id="20064" w:author="Claude" w:date="2026-10-05T00:00:00Z">
+      <w:del w:id="20066" w:author="Claude" w:date="2026-10-05T00:00:00Z">
         <w:r>
           <w:rPr>
             <w:lang w:val="ru-RU"/>
@@ -1381,7 +1403,7 @@
           <w:delText xml:space="preserve">реальное имущество</w:delText>
         </w:r>
       </w:del>
-      <w:ins w:id="20065" w:author="Claude" w:date="2026-10-05T00:00:00Z">
+      <w:ins w:id="20067" w:author="Claude" w:date="2026-10-05T00:00:00Z">
         <w:r>
           <w:rPr>
             <w:lang w:val="ru-RU"/>
@@ -1436,11 +1458,11 @@
       <w:pPr>
         <w:pStyle w:val="3"/>
         <w:rPr>
-          <w:del w:id="20067" w:author="Claude" w:date="2026-10-05T00:00:00Z"/>
-          <w:lang w:val="ru-RU"/>
-        </w:rPr>
-      </w:pPr>
-      <w:del w:id="20066" w:author="Claude" w:date="2026-10-05T00:00:00Z">
+          <w:del w:id="20069" w:author="Claude" w:date="2026-10-05T00:00:00Z"/>
+          <w:lang w:val="ru-RU"/>
+        </w:rPr>
+      </w:pPr>
+      <w:del w:id="20068" w:author="Claude" w:date="2026-10-05T00:00:00Z">
         <w:r>
           <w:rPr>
             <w:lang w:val="ru-RU"/>
@@ -1453,11 +1475,11 @@
       <w:pPr>
         <w:pStyle w:val="FirstParagraph"/>
         <w:rPr>
-          <w:del w:id="20069" w:author="Claude" w:date="2026-10-05T00:00:00Z"/>
-          <w:lang w:val="ru-RU"/>
-        </w:rPr>
-      </w:pPr>
-      <w:del w:id="20068" w:author="Claude" w:date="2026-10-05T00:00:00Z">
+          <w:del w:id="20071" w:author="Claude" w:date="2026-10-05T00:00:00Z"/>
+          <w:lang w:val="ru-RU"/>
+        </w:rPr>
+      </w:pPr>
+      <w:del w:id="20070" w:author="Claude" w:date="2026-10-05T00:00:00Z">
         <w:r>
           <w:rPr>
             <w:lang w:val="ru-RU"/>
@@ -1475,7 +1497,7 @@
       </w:pPr>
       <w:bookmarkStart w:id="30" w:name="ошибки-в-зарплате-ндфл-и-взносах"/>
       <w:commentRangeStart w:id="14"/>
-      <w:del w:id="20070" w:author="Claude" w:date="2026-10-05T00:00:00Z">
+      <w:del w:id="20072" w:author="Claude" w:date="2026-10-05T00:00:00Z">
         <w:r>
           <w:rPr>
             <w:lang w:val="ru-RU"/>
@@ -1483,7 +1505,7 @@
           <w:delText xml:space="preserve">9</w:delText>
         </w:r>
       </w:del>
-      <w:ins w:id="20071" w:author="Claude" w:date="2026-10-05T00:00:00Z">
+      <w:ins w:id="20073" w:author="Claude" w:date="2026-10-05T00:00:00Z">
         <w:r>
           <w:rPr>
             <w:lang w:val="ru-RU"/>
@@ -1550,7 +1572,7 @@
         </w:rPr>
         <w:t xml:space="preserve">Порядок установлен ПБУ 22/2010, которое приравнено к федеральному стандарту. Способ исправления зависит от того, насколько ошибка существенна</w:t>
       </w:r>
-      <w:del w:id="20072" w:author="Claude" w:date="2026-10-05T00:00:00Z">
+      <w:del w:id="20074" w:author="Claude" w:date="2026-10-05T00:00:00Z">
         <w:r>
           <w:rPr>
             <w:lang w:val="ru-RU"/>
@@ -1558,7 +1580,7 @@
           <w:delText xml:space="preserve"> и</w:delText>
         </w:r>
       </w:del>
-      <w:ins w:id="20073" w:author="Claude" w:date="2026-10-05T00:00:00Z">
+      <w:ins w:id="20075" w:author="Claude" w:date="2026-10-05T00:00:00Z">
         <w:r>
           <w:rPr>
             <w:lang w:val="ru-RU"/>
@@ -1572,7 +1594,7 @@
         </w:rPr>
         <w:t xml:space="preserve"> когда она обнаружена</w:t>
       </w:r>
-      <w:ins w:id="20074" w:author="Claude" w:date="2026-10-05T00:00:00Z">
+      <w:ins w:id="20076" w:author="Claude" w:date="2026-10-05T00:00:00Z">
         <w:r>
           <w:rPr>
             <w:lang w:val="ru-RU"/>
@@ -2445,7 +2467,7 @@
         </w:rPr>
       </w:pPr>
       <w:commentRangeStart w:id="16"/>
-      <w:del w:id="20075" w:author="Claude" w:date="2026-10-05T00:00:00Z">
+      <w:del w:id="20077" w:author="Claude" w:date="2026-10-05T00:00:00Z">
         <w:r>
           <w:rPr>
             <w:lang w:val="ru-RU"/>
@@ -2561,7 +2583,7 @@
         </w:rPr>
         <w:t xml:space="preserve"> во внутреннем регламенте и свяжите их с премированием менеджеров: большая часть ошибок учёта начинается </w:t>
       </w:r>
-      <w:del w:id="20076" w:author="Claude" w:date="2026-10-05T00:00:00Z">
+      <w:del w:id="20078" w:author="Claude" w:date="2026-10-05T00:00:00Z">
         <w:r>
           <w:rPr>
             <w:lang w:val="ru-RU"/>
@@ -2569,7 +2591,7 @@
           <w:delText xml:space="preserve">не в</w:delText>
         </w:r>
       </w:del>
-      <w:ins w:id="20077" w:author="Claude" w:date="2026-10-05T00:00:00Z">
+      <w:ins w:id="20079" w:author="Claude" w:date="2026-10-05T00:00:00Z">
         <w:r>
           <w:rPr>
             <w:lang w:val="ru-RU"/>
@@ -2612,7 +2634,7 @@
         </w:rPr>
         <w:t xml:space="preserve">Приведите</w:t>
       </w:r>
-      <w:ins w:id="20078" w:author="Claude" w:date="2026-10-05T00:00:00Z">
+      <w:ins w:id="20080" w:author="Claude" w:date="2026-10-05T00:00:00Z">
         <w:r>
           <w:rPr>
             <w:b/>
@@ -2653,11 +2675,11 @@
         </w:numPr>
         <w:spacing w:after="60"/>
         <w:rPr>
-          <w:del w:id="20087" w:author="Claude" w:date="2026-10-05T00:00:00Z"/>
-          <w:lang w:val="ru-RU"/>
-        </w:rPr>
-      </w:pPr>
-      <w:del w:id="20082" w:author="Claude" w:date="2026-10-05T00:00:00Z">
+          <w:del w:id="20089" w:author="Claude" w:date="2026-10-05T00:00:00Z"/>
+          <w:lang w:val="ru-RU"/>
+        </w:rPr>
+      </w:pPr>
+      <w:del w:id="20084" w:author="Claude" w:date="2026-10-05T00:00:00Z">
         <w:r>
           <w:rPr>
             <w:b/>
@@ -2667,7 +2689,7 @@
           <w:delText xml:space="preserve">Разделите </w:delText>
         </w:r>
       </w:del>
-      <w:del w:id="20083" w:author="Claude" w:date="2026-10-05T00:00:00Z">
+      <w:del w:id="20085" w:author="Claude" w:date="2026-10-05T00:00:00Z">
         <w:r>
           <w:rPr>
             <w:b/>
@@ -2677,7 +2699,7 @@
           <w:delText xml:space="preserve">обязанности</w:delText>
         </w:r>
       </w:del>
-      <w:del w:id="20084" w:author="Claude" w:date="2026-10-05T00:00:00Z">
+      <w:del w:id="20086" w:author="Claude" w:date="2026-10-05T00:00:00Z">
         <w:r>
           <w:rPr>
             <w:b/>
@@ -2687,7 +2709,7 @@
           <w:delText xml:space="preserve">.</w:delText>
         </w:r>
       </w:del>
-      <w:del w:id="20085" w:author="Claude" w:date="2026-10-05T00:00:00Z">
+      <w:del w:id="20087" w:author="Claude" w:date="2026-10-05T00:00:00Z">
         <w:r>
           <w:rPr>
             <w:lang w:val="ru-RU"/>
@@ -2695,7 +2717,7 @@
           <w:delText xml:space="preserve"> </w:delText>
         </w:r>
       </w:del>
-      <w:del w:id="20086" w:author="Claude" w:date="2026-10-05T00:00:00Z">
+      <w:del w:id="20088" w:author="Claude" w:date="2026-10-05T00:00:00Z">
         <w:r>
           <w:rPr>
             <w:lang w:val="ru-RU"/>
@@ -2713,12 +2735,12 @@
         </w:numPr>
         <w:spacing w:after="60"/>
         <w:rPr>
-          <w:ins w:id="20079" w:author="Claude" w:date="2026-10-05T00:00:00Z"/>
+          <w:ins w:id="20081" w:author="Claude" w:date="2026-10-05T00:00:00Z"/>
           <w:lang w:val="ru-RU"/>
         </w:rPr>
       </w:pPr>
       <w:commentRangeStart w:id="19"/>
-      <w:ins w:id="20080" w:author="Claude" w:date="2026-10-05T00:00:00Z">
+      <w:ins w:id="20082" w:author="Claude" w:date="2026-10-05T00:00:00Z">
         <w:r>
           <w:rPr>
             <w:b/>
@@ -2728,12 +2750,31 @@
           <w:t xml:space="preserve">Проведите оценку объёма обязанностей и количества работников бухгалтерии.</w:t>
         </w:r>
       </w:ins>
-      <w:ins w:id="20081" w:author="Claude" w:date="2026-10-05T00:00:00Z">
-        <w:r>
-          <w:rPr>
-            <w:lang w:val="ru-RU"/>
-          </w:rPr>
-          <w:t xml:space="preserve"> О том, как оценить объём работы, если главный бухгалтер просит повысить зарплату, мы писали в предыдущей статье.</w:t>
+      <w:ins w:id="20094" w:author="Claude" w:date="2026-10-05T00:00:00Z">
+        <w:r>
+          <w:rPr>
+            <w:lang w:val="ru-RU"/>
+          </w:rPr>
+          <w:t xml:space="preserve"> О том, как оценить объём работы, если главный бухгалтер просит повысить зарплату, мы писали в </w:t>
+        </w:r>
+      </w:ins>
+      <w:hyperlink r:id="rIdArtZarplata">
+        <w:ins w:id="20095" w:author="Claude" w:date="2026-10-05T00:00:00Z">
+          <w:r>
+            <w:rPr>
+              <w:rStyle w:val="ad"/>
+              <w:lang w:val="ru-RU"/>
+            </w:rPr>
+            <w:t xml:space="preserve">предыдущей статье</w:t>
+          </w:r>
+        </w:ins>
+      </w:hyperlink>
+      <w:ins w:id="20096" w:author="Claude" w:date="2026-10-05T00:00:00Z">
+        <w:r>
+          <w:rPr>
+            <w:lang w:val="ru-RU"/>
+          </w:rPr>
+          <w:t xml:space="preserve">.</w:t>
         </w:r>
       </w:ins>
       <w:commentRangeEnd w:id="19"/>
@@ -2943,7 +2984,7 @@
       <w:r>
         <w:t xml:space="preserve">В остальных случаях это право</w:t>
       </w:r>
-      <w:ins w:id="20088" w:author="Claude" w:date="2026-10-05T00:00:00Z">
+      <w:ins w:id="20090" w:author="Claude" w:date="2026-10-05T00:00:00Z">
         <w:r>
           <w:t xml:space="preserve">, а не обязанность</w:t>
         </w:r>
@@ -3301,7 +3342,7 @@
       <w:tr>
         <w:trPr>
           <w:cantSplit/>
-          <w:del w:id="20100" w:author="Claude" w:date="2026-10-05T00:00:00Z"/>
+          <w:del w:id="20105" w:author="Claude" w:date="2026-10-05T00:00:00Z"/>
         </w:trPr>
         <w:tc>
           <w:tcPr>
@@ -3324,11 +3365,11 @@
               <w:pStyle w:val="Compact"/>
               <w:spacing w:line="240" w:lineRule="auto"/>
               <w:rPr>
-                <w:del w:id="20097" w:author="Claude" w:date="2026-10-05T00:00:00Z"/>
+                <w:del w:id="20102" w:author="Claude" w:date="2026-10-05T00:00:00Z"/>
               </w:rPr>
             </w:pPr>
             <w:commentRangeStart w:id="23"/>
-            <w:del w:id="20096" w:author="Claude" w:date="2026-10-05T00:00:00Z">
+            <w:del w:id="20101" w:author="Claude" w:date="2026-10-05T00:00:00Z">
               <w:r>
                 <w:rPr>
                   <w:sz w:val="20"/>
@@ -3366,10 +3407,10 @@
               <w:pStyle w:val="Compact"/>
               <w:spacing w:line="240" w:lineRule="auto"/>
               <w:rPr>
-                <w:del w:id="20099" w:author="Claude" w:date="2026-10-05T00:00:00Z"/>
+                <w:del w:id="20104" w:author="Claude" w:date="2026-10-05T00:00:00Z"/>
               </w:rPr>
             </w:pPr>
-            <w:del w:id="20098" w:author="Claude" w:date="2026-10-05T00:00:00Z">
+            <w:del w:id="20103" w:author="Claude" w:date="2026-10-05T00:00:00Z">
               <w:r>
                 <w:rPr>
                   <w:sz w:val="20"/>
@@ -3504,7 +3545,7 @@
               </w:rPr>
               <w:t xml:space="preserve">Ст.</w:t>
             </w:r>
-            <w:del w:id="20089" w:author="Claude" w:date="2026-10-05T00:00:00Z">
+            <w:del w:id="20091" w:author="Claude" w:date="2026-10-05T00:00:00Z">
               <w:r>
                 <w:rPr>
                   <w:sz w:val="20"/>
@@ -3846,7 +3887,7 @@
       <w:tr>
         <w:trPr>
           <w:cantSplit/>
-          <w:del w:id="20105" w:author="Claude" w:date="2026-10-05T00:00:00Z"/>
+          <w:del w:id="20110" w:author="Claude" w:date="2026-10-05T00:00:00Z"/>
         </w:trPr>
         <w:tc>
           <w:tcPr>
@@ -3869,11 +3910,11 @@
               <w:pStyle w:val="Compact"/>
               <w:spacing w:line="240" w:lineRule="auto"/>
               <w:rPr>
-                <w:del w:id="20102" w:author="Claude" w:date="2026-10-05T00:00:00Z"/>
+                <w:del w:id="20107" w:author="Claude" w:date="2026-10-05T00:00:00Z"/>
               </w:rPr>
             </w:pPr>
             <w:commentRangeStart w:id="24"/>
-            <w:del w:id="20101" w:author="Claude" w:date="2026-10-05T00:00:00Z">
+            <w:del w:id="20106" w:author="Claude" w:date="2026-10-05T00:00:00Z">
               <w:r>
                 <w:rPr>
                   <w:sz w:val="20"/>
@@ -3911,10 +3952,10 @@
               <w:pStyle w:val="Compact"/>
               <w:spacing w:line="240" w:lineRule="auto"/>
               <w:rPr>
-                <w:del w:id="20104" w:author="Claude" w:date="2026-10-05T00:00:00Z"/>
+                <w:del w:id="20109" w:author="Claude" w:date="2026-10-05T00:00:00Z"/>
               </w:rPr>
             </w:pPr>
-            <w:del w:id="20103" w:author="Claude" w:date="2026-10-05T00:00:00Z">
+            <w:del w:id="20108" w:author="Claude" w:date="2026-10-05T00:00:00Z">
               <w:r>
                 <w:rPr>
                   <w:sz w:val="20"/>
@@ -3928,7 +3969,7 @@
       <w:tr>
         <w:trPr>
           <w:cantSplit/>
-          <w:del w:id="20110" w:author="Claude" w:date="2026-10-05T00:00:00Z"/>
+          <w:del w:id="20115" w:author="Claude" w:date="2026-10-05T00:00:00Z"/>
         </w:trPr>
         <w:tc>
           <w:tcPr>
@@ -3951,11 +3992,11 @@
               <w:pStyle w:val="Compact"/>
               <w:spacing w:line="240" w:lineRule="auto"/>
               <w:rPr>
-                <w:del w:id="20107" w:author="Claude" w:date="2026-10-05T00:00:00Z"/>
+                <w:del w:id="20112" w:author="Claude" w:date="2026-10-05T00:00:00Z"/>
               </w:rPr>
             </w:pPr>
             <w:commentRangeStart w:id="25"/>
-            <w:del w:id="20106" w:author="Claude" w:date="2026-10-05T00:00:00Z">
+            <w:del w:id="20111" w:author="Claude" w:date="2026-10-05T00:00:00Z">
               <w:r>
                 <w:rPr>
                   <w:sz w:val="20"/>
@@ -3993,10 +4034,10 @@
               <w:pStyle w:val="Compact"/>
               <w:spacing w:line="240" w:lineRule="auto"/>
               <w:rPr>
-                <w:del w:id="20109" w:author="Claude" w:date="2026-10-05T00:00:00Z"/>
+                <w:del w:id="20114" w:author="Claude" w:date="2026-10-05T00:00:00Z"/>
               </w:rPr>
             </w:pPr>
-            <w:del w:id="20108" w:author="Claude" w:date="2026-10-05T00:00:00Z">
+            <w:del w:id="20113" w:author="Claude" w:date="2026-10-05T00:00:00Z">
               <w:r>
                 <w:rPr>
                   <w:sz w:val="20"/>
@@ -4115,7 +4156,7 @@
 
 <file path=word/comments.xml><?xml version="1.0" encoding="utf-8"?>
 <w:comments xmlns:wpc="http://schemas.microsoft.com/office/word/2010/wordprocessingCanvas" xmlns:cx="http://schemas.microsoft.com/office/drawing/2014/chartex" xmlns:cx1="http://schemas.microsoft.com/office/drawing/2015/9/8/chartex" xmlns:cx2="http://schemas.microsoft.com/office/drawing/2015/10/21/chartex" xmlns:cx3="http://schemas.microsoft.com/office/drawing/2016/5/9/chartex" xmlns:cx4="http://schemas.microsoft.com/office/drawing/2016/5/10/chartex" xmlns:cx5="http://schemas.microsoft.com/office/drawing/2016/5/11/chartex" xmlns:cx6="http://schemas.microsoft.com/office/drawing/2016/5/12/chartex" xmlns:cx7="http://schemas.microsoft.com/office/drawing/2016/5/13/chartex" xmlns:cx8="http://schemas.microsoft.com/office/drawing/2016/5/14/chartex" xmlns:mc="http://schemas.openxmlformats.org/markup-compatibility/2006" xmlns:aink="http://schemas.microsoft.com/office/drawing/2016/ink" xmlns:am3d="http://schemas.microsoft.com/office/drawing/2017/model3d" xmlns:o="urn:schemas-microsoft-com:office:office" xmlns:oel="http://schemas.microsoft.com/office/2019/extlst" xmlns:r="http://schemas.openxmlformats.org/officeDocument/2006/relationships" xmlns:m="http://schemas.openxmlformats.org/officeDocument/2006/math" xmlns:v="urn:schemas-microsoft-com:vml" xmlns:wp14="http://schemas.microsoft.com/office/word/2010/wordprocessingDrawing" xmlns:wp="http://schemas.openxmlformats.org/drawingml/2006/wordprocessingDrawing" xmlns:w10="urn:schemas-microsoft-com:office:word" xmlns:w="http://schemas.openxmlformats.org/wordprocessingml/2006/main" xmlns:w14="http://schemas.microsoft.com/office/word/2010/wordml" xmlns:w15="http://schemas.microsoft.com/office/word/2012/wordml" xmlns:w16cex="http://schemas.microsoft.com/office/word/2018/wordml/cex" xmlns:w16cid="http://schemas.microsoft.com/office/word/2016/wordml/cid" xmlns:w16="http://schemas.microsoft.com/office/word/2018/wordml" xmlns:w16du="http://schemas.microsoft.com/office/word/2023/wordml/word16du" xmlns:w16sdtdh="http://schemas.microsoft.com/office/word/2020/wordml/sdtdatahash" xmlns:w16sdtfl="http://schemas.microsoft.com/office/word/2024/wordml/sdtformatlock" xmlns:w16se="http://schemas.microsoft.com/office/word/2015/wordml/symex" xmlns:wpg="http://schemas.microsoft.com/office/word/2010/wordprocessingGroup" xmlns:wpi="http://schemas.microsoft.com/office/word/2010/wordprocessingInk" xmlns:wne="http://schemas.microsoft.com/office/word/2006/wordml" xmlns:wps="http://schemas.microsoft.com/office/word/2010/wordprocessingShape" mc:Ignorable="w14 w15 w16se w16cid w16 w16cex w16sdtdh w16sdtfl w16du wp14">
-  <w:comment w:id="0" w:author="Claude" w:date="2026-10-05T10:18:16Z" w:initials="C">
+  <w:comment w:id="0" w:author="Claude" w:date="2026-10-07T03:37:47Z" w:initials="C">
     <w:p>
       <w:r>
         <w:rPr>
@@ -4133,7 +4174,7 @@
       </w:r>
     </w:p>
   </w:comment>
-  <w:comment w:id="1" w:author="Claude" w:date="2026-10-05T10:18:16Z" w:initials="C">
+  <w:comment w:id="1" w:author="Claude" w:date="2026-10-07T03:37:47Z" w:initials="C">
     <w:p>
       <w:r>
         <w:rPr>
@@ -4151,7 +4192,7 @@
       </w:r>
     </w:p>
   </w:comment>
-  <w:comment w:id="2" w:author="Claude" w:date="2026-10-05T10:18:16Z" w:initials="C">
+  <w:comment w:id="2" w:author="Claude" w:date="2026-10-07T03:37:47Z" w:initials="C">
     <w:p>
       <w:r>
         <w:rPr>
@@ -4165,11 +4206,11 @@
           <w:sz w:val="20"/>
           <w:szCs w:val="20"/>
         </w:rPr>
-        <w:t xml:space="preserve">[ВАША ПРАВКА] К примечанию «Дублирование…». Убран повтор «20% от неуплаченного налога»; «не менее 40 000 рублей» оставлено — этой суммы выше нет. Если нужно убрать фразу целиком, останется «…от 10 000 до 30 000 рублей». Вопрос: в вашем файле без пометки появилось «при умысле - 40%» (было «при умысле 40%»; дефис и лишний пробел). Оставила как есть — заменить на тире?</w:t>
+        <w:t xml:space="preserve">[ВАША ПРАВКА] К примечанию «Дублирование…». Убран повтор «20% от неуплаченного налога»; «не менее 40 000 рублей» оставлено — этой суммы выше нет. Если нужно убрать фразу целиком, останется «…от 10 000 до 30 000 рублей». Кроме того, в вашем файле без пометки появилось «при умысле - 40%» (было «при умысле 40%»; дефис и лишний пробел) — заменено на тире: «при умысле — 40%».</w:t>
       </w:r>
     </w:p>
   </w:comment>
-  <w:comment w:id="3" w:author="Claude" w:date="2026-10-05T10:18:16Z" w:initials="C">
+  <w:comment w:id="3" w:author="Claude" w:date="2026-10-07T03:37:47Z" w:initials="C">
     <w:p>
       <w:r>
         <w:rPr>
@@ -4187,7 +4228,7 @@
       </w:r>
     </w:p>
   </w:comment>
-  <w:comment w:id="4" w:author="Claude" w:date="2026-10-05T10:18:16Z" w:initials="C">
+  <w:comment w:id="4" w:author="Claude" w:date="2026-10-07T03:37:47Z" w:initials="C">
     <w:p>
       <w:r>
         <w:rPr>
@@ -4205,7 +4246,7 @@
       </w:r>
     </w:p>
   </w:comment>
-  <w:comment w:id="5" w:author="Claude" w:date="2026-10-05T10:18:16Z" w:initials="C">
+  <w:comment w:id="5" w:author="Claude" w:date="2026-10-07T03:37:47Z" w:initials="C">
     <w:p>
       <w:r>
         <w:rPr>
@@ -4223,7 +4264,7 @@
       </w:r>
     </w:p>
   </w:comment>
-  <w:comment w:id="6" w:author="Claude" w:date="2026-10-05T10:18:17Z" w:initials="C">
+  <w:comment w:id="6" w:author="Claude" w:date="2026-10-07T03:37:47Z" w:initials="C">
     <w:p>
       <w:r>
         <w:rPr>
@@ -4241,7 +4282,7 @@
       </w:r>
     </w:p>
   </w:comment>
-  <w:comment w:id="7" w:author="Claude" w:date="2026-10-05T10:18:17Z" w:initials="C">
+  <w:comment w:id="7" w:author="Claude" w:date="2026-10-07T03:37:47Z" w:initials="C">
     <w:p>
       <w:r>
         <w:rPr>
@@ -4255,11 +4296,11 @@
           <w:sz w:val="20"/>
           <w:szCs w:val="20"/>
         </w:rPr>
-        <w:t xml:space="preserve">[ВАША ПРАВКА] К примечанию «Третья проблема…». Абзац заменён вашей формулировкой. Вопрос: в предыдущем абзаце «Вторая причина», здесь «Третья проблема» — привести к «Третья причина»?</w:t>
+        <w:t xml:space="preserve">[ВАША ПРАВКА] К примечанию «Третья проблема…». Абзац заменён вашей формулировкой. «Третья проблема» изменено на «Третья причина»: в предыдущем абзаце «Вторая причина».</w:t>
       </w:r>
     </w:p>
   </w:comment>
-  <w:comment w:id="8" w:author="Claude" w:date="2026-10-05T10:18:17Z" w:initials="C">
+  <w:comment w:id="8" w:author="Claude" w:date="2026-10-07T03:37:47Z" w:initials="C">
     <w:p>
       <w:r>
         <w:rPr>
@@ -4277,7 +4318,7 @@
       </w:r>
     </w:p>
   </w:comment>
-  <w:comment w:id="9" w:author="Claude" w:date="2026-10-05T10:18:17Z" w:initials="C">
+  <w:comment w:id="9" w:author="Claude" w:date="2026-10-07T03:37:47Z" w:initials="C">
     <w:p>
       <w:r>
         <w:rPr>
@@ -4295,7 +4336,7 @@
       </w:r>
     </w:p>
   </w:comment>
-  <w:comment w:id="10" w:author="Claude" w:date="2026-10-05T10:18:17Z" w:initials="C">
+  <w:comment w:id="10" w:author="Claude" w:date="2026-10-07T03:37:47Z" w:initials="C">
     <w:p>
       <w:r>
         <w:rPr>
@@ -4313,7 +4354,7 @@
       </w:r>
     </w:p>
   </w:comment>
-  <w:comment w:id="11" w:author="Claude" w:date="2026-10-05T10:18:17Z" w:initials="C">
+  <w:comment w:id="11" w:author="Claude" w:date="2026-10-07T03:37:47Z" w:initials="C">
     <w:p>
       <w:r>
         <w:rPr>
@@ -4327,11 +4368,11 @@
           <w:sz w:val="20"/>
           <w:szCs w:val="20"/>
         </w:rPr>
-        <w:t xml:space="preserve">[ФАКТ] К примечаниям «ЗАЙМ» и «займ» — НЕ внесено. В именительном падеже по словарям норма «заём» («займа», «займы» — в косвенных падежах и во множественном числе); «займ» — нормативно неверный вариант. Оставлено «заём». Вопрос: если нужно «займ», скажите — поменяю. Предложение про материальную выгоду (ст. 212 НК РФ) убрано по примечанию «лучше убрать»; строка про ст. 212 удалена и из таблицы источников.</w:t>
+        <w:t xml:space="preserve">[ФАКТ] К примечаниям «ЗАЙМ» и «займ» — НЕ внесено. В именительном падеже по словарям норма «заём» («займа», «займы» — в косвенных падежах и во множественном числе); «займ» — нормативно неверный вариант. Оставлено «заём». Предложение про материальную выгоду (ст. 212 НК РФ) убрано по примечанию «лучше убрать»; строка про ст. 212 удалена и из таблицы источников.</w:t>
       </w:r>
     </w:p>
   </w:comment>
-  <w:comment w:id="12" w:author="Claude" w:date="2026-10-05T10:18:17Z" w:initials="C">
+  <w:comment w:id="12" w:author="Claude" w:date="2026-10-07T03:37:47Z" w:initials="C">
     <w:p>
       <w:r>
         <w:rPr>
@@ -4349,7 +4390,7 @@
       </w:r>
     </w:p>
   </w:comment>
-  <w:comment w:id="13" w:author="Claude" w:date="2026-10-05T10:18:17Z" w:initials="C">
+  <w:comment w:id="13" w:author="Claude" w:date="2026-10-07T03:37:48Z" w:initials="C">
     <w:p>
       <w:r>
         <w:rPr>
@@ -4367,7 +4408,7 @@
       </w:r>
     </w:p>
   </w:comment>
-  <w:comment w:id="14" w:author="Claude" w:date="2026-10-05T10:18:18Z" w:initials="C">
+  <w:comment w:id="14" w:author="Claude" w:date="2026-10-07T03:37:48Z" w:initials="C">
     <w:p>
       <w:r>
         <w:rPr>
@@ -4385,7 +4426,7 @@
       </w:r>
     </w:p>
   </w:comment>
-  <w:comment w:id="15" w:author="Claude" w:date="2026-10-05T10:18:18Z" w:initials="C">
+  <w:comment w:id="15" w:author="Claude" w:date="2026-10-07T03:37:48Z" w:initials="C">
     <w:p>
       <w:r>
         <w:rPr>
@@ -4403,7 +4444,7 @@
       </w:r>
     </w:p>
   </w:comment>
-  <w:comment w:id="16" w:author="Claude" w:date="2026-10-05T10:18:18Z" w:initials="C">
+  <w:comment w:id="16" w:author="Claude" w:date="2026-10-07T03:37:48Z" w:initials="C">
     <w:p>
       <w:r>
         <w:rPr>
@@ -4421,7 +4462,7 @@
       </w:r>
     </w:p>
   </w:comment>
-  <w:comment w:id="17" w:author="Claude" w:date="2026-10-05T10:18:18Z" w:initials="C">
+  <w:comment w:id="17" w:author="Claude" w:date="2026-10-07T03:37:48Z" w:initials="C">
     <w:p>
       <w:r>
         <w:rPr>
@@ -4439,7 +4480,7 @@
       </w:r>
     </w:p>
   </w:comment>
-  <w:comment w:id="18" w:author="Claude" w:date="2026-10-05T10:18:18Z" w:initials="C">
+  <w:comment w:id="18" w:author="Claude" w:date="2026-10-07T03:37:48Z" w:initials="C">
     <w:p>
       <w:r>
         <w:rPr>
@@ -4457,7 +4498,7 @@
       </w:r>
     </w:p>
   </w:comment>
-  <w:comment w:id="19" w:author="Claude" w:date="2026-10-05T10:18:18Z" w:initials="C">
+  <w:comment w:id="19" w:author="Claude" w:date="2026-10-07T03:37:48Z" w:initials="C">
     <w:p>
       <w:r>
         <w:rPr>
@@ -4471,11 +4512,11 @@
           <w:sz w:val="20"/>
           <w:szCs w:val="20"/>
         </w:rPr>
-        <w:t xml:space="preserve">[ВАША ПРАВКА] К примечанию «Проведите оценку объёма обязанностей…». Заголовок пункта заменён вашей формулировкой, жёлтое предложение убрано. Ссылку на предыдущую статью вы предложили как возможную («Можно сделать») — добавлено предложение. Саму ссылку проставить нельзя: нужен адрес статьи «Главбух просит повысить зарплату. Повышать или нет: 11 вопросов, чтобы решить объективно» — при публикации. Не нужно — отклоните вставку.</w:t>
+        <w:t xml:space="preserve">[ВАША ПРАВКА] К примечанию «Проведите оценку объёма обязанностей…». Заголовок пункта заменён вашей формулировкой, жёлтое предложение убрано. Ссылку на предыдущую статью вы предложили как возможную («Можно сделать») — добавлено предложение. Ссылка на статью «Главбух просит повысить зарплату. Повышать или нет: 11 вопросов, чтобы решить объективно» стоит на словах «предыдущей статье». Не нужно — отклоните вставку.</w:t>
       </w:r>
     </w:p>
   </w:comment>
-  <w:comment w:id="20" w:author="Claude" w:date="2026-10-05T10:18:18Z" w:initials="C">
+  <w:comment w:id="20" w:author="Claude" w:date="2026-10-07T03:37:48Z" w:initials="C">
     <w:p>
       <w:r>
         <w:rPr>
@@ -4493,7 +4534,7 @@
       </w:r>
     </w:p>
   </w:comment>
-  <w:comment w:id="21" w:author="Claude" w:date="2026-10-05T10:18:18Z" w:initials="C">
+  <w:comment w:id="21" w:author="Claude" w:date="2026-10-07T03:37:48Z" w:initials="C">
     <w:p>
       <w:r>
         <w:rPr>
@@ -4511,7 +4552,7 @@
       </w:r>
     </w:p>
   </w:comment>
-  <w:comment w:id="22" w:author="Claude" w:date="2026-10-05T10:18:18Z" w:initials="C">
+  <w:comment w:id="22" w:author="Claude" w:date="2026-10-07T03:37:48Z" w:initials="C">
     <w:p>
       <w:r>
         <w:rPr>
@@ -4529,7 +4570,7 @@
       </w:r>
     </w:p>
   </w:comment>
-  <w:comment w:id="23" w:author="Claude" w:date="2026-10-05T10:18:19Z" w:initials="C">
+  <w:comment w:id="23" w:author="Claude" w:date="2026-10-07T03:37:48Z" w:initials="C">
     <w:p>
       <w:r>
         <w:rPr>
@@ -4547,7 +4588,7 @@
       </w:r>
     </w:p>
   </w:comment>
-  <w:comment w:id="24" w:author="Claude" w:date="2026-10-05T10:18:19Z" w:initials="C">
+  <w:comment w:id="24" w:author="Claude" w:date="2026-10-07T03:37:48Z" w:initials="C">
     <w:p>
       <w:r>
         <w:rPr>
@@ -4565,7 +4606,7 @@
       </w:r>
     </w:p>
   </w:comment>
-  <w:comment w:id="25" w:author="Claude" w:date="2026-10-05T10:18:19Z" w:initials="C">
+  <w:comment w:id="25" w:author="Claude" w:date="2026-10-07T03:37:48Z" w:initials="C">
     <w:p>
       <w:r>
         <w:rPr>
@@ -4588,94 +4629,94 @@
 
 <file path=word/commentsExtended.xml><?xml version="1.0" encoding="utf-8"?>
 <w15:commentsEx xmlns:wpc="http://schemas.microsoft.com/office/word/2010/wordprocessingCanvas" xmlns:cx="http://schemas.microsoft.com/office/drawing/2014/chartex" xmlns:cx1="http://schemas.microsoft.com/office/drawing/2015/9/8/chartex" xmlns:cx2="http://schemas.microsoft.com/office/drawing/2015/10/21/chartex" xmlns:cx3="http://schemas.microsoft.com/office/drawing/2016/5/9/chartex" xmlns:cx4="http://schemas.microsoft.com/office/drawing/2016/5/10/chartex" xmlns:cx5="http://schemas.microsoft.com/office/drawing/2016/5/11/chartex" xmlns:cx6="http://schemas.microsoft.com/office/drawing/2016/5/12/chartex" xmlns:cx7="http://schemas.microsoft.com/office/drawing/2016/5/13/chartex" xmlns:cx8="http://schemas.microsoft.com/office/drawing/2016/5/14/chartex" xmlns:mc="http://schemas.openxmlformats.org/markup-compatibility/2006" xmlns:aink="http://schemas.microsoft.com/office/drawing/2016/ink" xmlns:am3d="http://schemas.microsoft.com/office/drawing/2017/model3d" xmlns:o="urn:schemas-microsoft-com:office:office" xmlns:oel="http://schemas.microsoft.com/office/2019/extlst" xmlns:r="http://schemas.openxmlformats.org/officeDocument/2006/relationships" xmlns:m="http://schemas.openxmlformats.org/officeDocument/2006/math" xmlns:v="urn:schemas-microsoft-com:vml" xmlns:wp14="http://schemas.microsoft.com/office/word/2010/wordprocessingDrawing" xmlns:wp="http://schemas.openxmlformats.org/drawingml/2006/wordprocessingDrawing" xmlns:w10="urn:schemas-microsoft-com:office:word" xmlns:w="http://schemas.openxmlformats.org/wordprocessingml/2006/main" xmlns:w14="http://schemas.microsoft.com/office/word/2010/wordml" xmlns:w15="http://schemas.microsoft.com/office/word/2012/wordml" xmlns:w16cex="http://schemas.microsoft.com/office/word/2018/wordml/cex" xmlns:w16cid="http://schemas.microsoft.com/office/word/2016/wordml/cid" xmlns:w16="http://schemas.microsoft.com/office/word/2018/wordml" xmlns:w16du="http://schemas.microsoft.com/office/word/2023/wordml/word16du" xmlns:w16sdtdh="http://schemas.microsoft.com/office/word/2020/wordml/sdtdatahash" xmlns:w16sdtfl="http://schemas.microsoft.com/office/word/2024/wordml/sdtformatlock" xmlns:w16se="http://schemas.microsoft.com/office/word/2015/wordml/symex" xmlns:wpg="http://schemas.microsoft.com/office/word/2010/wordprocessingGroup" xmlns:wpi="http://schemas.microsoft.com/office/word/2010/wordprocessingInk" xmlns:wne="http://schemas.microsoft.com/office/word/2006/wordml" xmlns:wps="http://schemas.microsoft.com/office/word/2010/wordprocessingShape" mc:Ignorable="w14 w15 w16se w16cid w16 w16cex w16sdtdh w16sdtfl w16du wp14">
-  <w15:commentEx w15:paraId="067AF57C" w15:done="0"/>
-  <w15:commentEx w15:paraId="16E58D12" w15:done="0"/>
-  <w15:commentEx w15:paraId="24F0E97B" w15:done="0"/>
-  <w15:commentEx w15:paraId="6D3F7502" w15:done="0"/>
-  <w15:commentEx w15:paraId="3670A831" w15:done="0"/>
-  <w15:commentEx w15:paraId="51D6FF3C" w15:done="0"/>
-  <w15:commentEx w15:paraId="07D8F54E" w15:done="0"/>
-  <w15:commentEx w15:paraId="17B64803" w15:done="0"/>
-  <w15:commentEx w15:paraId="60DB09F6" w15:done="0"/>
-  <w15:commentEx w15:paraId="55DE9609" w15:done="0"/>
-  <w15:commentEx w15:paraId="1715AB83" w15:done="0"/>
-  <w15:commentEx w15:paraId="2DC1D5C3" w15:done="0"/>
-  <w15:commentEx w15:paraId="4F1AF0CF" w15:done="0"/>
-  <w15:commentEx w15:paraId="72775B7A" w15:done="0"/>
-  <w15:commentEx w15:paraId="76E3F195" w15:done="0"/>
-  <w15:commentEx w15:paraId="254FD287" w15:done="0"/>
-  <w15:commentEx w15:paraId="17B08EAD" w15:done="0"/>
-  <w15:commentEx w15:paraId="51D05ACF" w15:done="0"/>
-  <w15:commentEx w15:paraId="25871162" w15:done="0"/>
-  <w15:commentEx w15:paraId="7BA61E1A" w15:done="0"/>
-  <w15:commentEx w15:paraId="6E36A7A7" w15:done="0"/>
-  <w15:commentEx w15:paraId="1778A537" w15:done="0"/>
-  <w15:commentEx w15:paraId="3C96DFA8" w15:done="0"/>
-  <w15:commentEx w15:paraId="599EFC4B" w15:done="0"/>
-  <w15:commentEx w15:paraId="048D2263" w15:done="0"/>
-  <w15:commentEx w15:paraId="2E1A08FD" w15:done="0"/>
+  <w15:commentEx w15:paraId="42CC59F5" w15:done="0"/>
+  <w15:commentEx w15:paraId="6EF01520" w15:done="0"/>
+  <w15:commentEx w15:paraId="5CED4B2C" w15:done="0"/>
+  <w15:commentEx w15:paraId="3C6C637F" w15:done="0"/>
+  <w15:commentEx w15:paraId="78A867E8" w15:done="0"/>
+  <w15:commentEx w15:paraId="551A8E65" w15:done="0"/>
+  <w15:commentEx w15:paraId="1953FB5D" w15:done="0"/>
+  <w15:commentEx w15:paraId="6A9D729C" w15:done="0"/>
+  <w15:commentEx w15:paraId="3907AF4D" w15:done="0"/>
+  <w15:commentEx w15:paraId="5A151E4D" w15:done="0"/>
+  <w15:commentEx w15:paraId="75A06078" w15:done="0"/>
+  <w15:commentEx w15:paraId="01BF41EF" w15:done="0"/>
+  <w15:commentEx w15:paraId="3C230BA0" w15:done="0"/>
+  <w15:commentEx w15:paraId="4EBE3A2B" w15:done="0"/>
+  <w15:commentEx w15:paraId="4A37863D" w15:done="0"/>
+  <w15:commentEx w15:paraId="79265B70" w15:done="0"/>
+  <w15:commentEx w15:paraId="59BF489C" w15:done="0"/>
+  <w15:commentEx w15:paraId="37A257A6" w15:done="0"/>
+  <w15:commentEx w15:paraId="08639BF0" w15:done="0"/>
+  <w15:commentEx w15:paraId="6053E8CB" w15:done="0"/>
+  <w15:commentEx w15:paraId="3E1AA02F" w15:done="0"/>
+  <w15:commentEx w15:paraId="22918428" w15:done="0"/>
+  <w15:commentEx w15:paraId="70822A2F" w15:done="0"/>
+  <w15:commentEx w15:paraId="53F463BF" w15:done="0"/>
+  <w15:commentEx w15:paraId="70ABDA96" w15:done="0"/>
+  <w15:commentEx w15:paraId="6C9964E8" w15:done="0"/>
 </w15:commentsEx>
 </file>
 
 <file path=word/commentsExtensible.xml><?xml version="1.0" encoding="utf-8"?>
 <w16cex:commentsExtensible xmlns:wpc="http://schemas.microsoft.com/office/word/2010/wordprocessingCanvas" xmlns:cx="http://schemas.microsoft.com/office/drawing/2014/chartex" xmlns:cx1="http://schemas.microsoft.com/office/drawing/2015/9/8/chartex" xmlns:cx2="http://schemas.microsoft.com/office/drawing/2015/10/21/chartex" xmlns:cx3="http://schemas.microsoft.com/office/drawing/2016/5/9/chartex" xmlns:cx4="http://schemas.microsoft.com/office/drawing/2016/5/10/chartex" xmlns:cx5="http://schemas.microsoft.com/office/drawing/2016/5/11/chartex" xmlns:cx6="http://schemas.microsoft.com/office/drawing/2016/5/12/chartex" xmlns:cx7="http://schemas.microsoft.com/office/drawing/2016/5/13/chartex" xmlns:cx8="http://schemas.microsoft.com/office/drawing/2016/5/14/chartex" xmlns:mc="http://schemas.openxmlformats.org/markup-compatibility/2006" xmlns:aink="http://schemas.microsoft.com/office/drawing/2016/ink" xmlns:am3d="http://schemas.microsoft.com/office/drawing/2017/model3d" xmlns:o="urn:schemas-microsoft-com:office:office" xmlns:oel="http://schemas.microsoft.com/office/2019/extlst" xmlns:r="http://schemas.openxmlformats.org/officeDocument/2006/relationships" xmlns:m="http://schemas.openxmlformats.org/officeDocument/2006/math" xmlns:v="urn:schemas-microsoft-com:vml" xmlns:wp14="http://schemas.microsoft.com/office/word/2010/wordprocessingDrawing" xmlns:wp="http://schemas.openxmlformats.org/drawingml/2006/wordprocessingDrawing" xmlns:w10="urn:schemas-microsoft-com:office:word" xmlns:w="http://schemas.openxmlformats.org/wordprocessingml/2006/main" xmlns:w14="http://schemas.microsoft.com/office/word/2010/wordml" xmlns:w15="http://schemas.microsoft.com/office/word/2012/wordml" xmlns:w16cex="http://schemas.microsoft.com/office/word/2018/wordml/cex" xmlns:w16cid="http://schemas.microsoft.com/office/word/2016/wordml/cid" xmlns:w16="http://schemas.microsoft.com/office/word/2018/wordml" xmlns:w16du="http://schemas.microsoft.com/office/word/2023/wordml/word16du" xmlns:w16sdtdh="http://schemas.microsoft.com/office/word/2020/wordml/sdtdatahash" xmlns:w16sdtfl="http://schemas.microsoft.com/office/word/2024/wordml/sdtformatlock" xmlns:w16se="http://schemas.microsoft.com/office/word/2015/wordml/symex" xmlns:wpg="http://schemas.microsoft.com/office/word/2010/wordprocessingGroup" xmlns:wpi="http://schemas.microsoft.com/office/word/2010/wordprocessingInk" xmlns:wne="http://schemas.microsoft.com/office/word/2006/wordml" xmlns:wps="http://schemas.microsoft.com/office/word/2010/wordprocessingShape" xmlns:cr="http://schemas.microsoft.com/office/comments/2020/reactions" mc:Ignorable="w14 w15 w16se w16cid w16 w16cex w16sdtdh w16sdtfl cr w16du wp14">
-  <w16cex:commentExtensible w16cex:durableId="78574C1B" w16cex:dateUtc="2026-10-05T10:18:16Z"/>
-  <w16cex:commentExtensible w16cex:durableId="0B5EDDC7" w16cex:dateUtc="2026-10-05T10:18:16Z"/>
-  <w16cex:commentExtensible w16cex:durableId="44F33D5B" w16cex:dateUtc="2026-10-05T10:18:16Z"/>
-  <w16cex:commentExtensible w16cex:durableId="49BD0B48" w16cex:dateUtc="2026-10-05T10:18:16Z"/>
-  <w16cex:commentExtensible w16cex:durableId="44C6879F" w16cex:dateUtc="2026-10-05T10:18:16Z"/>
-  <w16cex:commentExtensible w16cex:durableId="41E9FD53" w16cex:dateUtc="2026-10-05T10:18:16Z"/>
-  <w16cex:commentExtensible w16cex:durableId="0DA09B07" w16cex:dateUtc="2026-10-05T10:18:17Z"/>
-  <w16cex:commentExtensible w16cex:durableId="6634A0F0" w16cex:dateUtc="2026-10-05T10:18:17Z"/>
-  <w16cex:commentExtensible w16cex:durableId="463F466B" w16cex:dateUtc="2026-10-05T10:18:17Z"/>
-  <w16cex:commentExtensible w16cex:durableId="1B46DE1D" w16cex:dateUtc="2026-10-05T10:18:17Z"/>
-  <w16cex:commentExtensible w16cex:durableId="23D177E0" w16cex:dateUtc="2026-10-05T10:18:17Z"/>
-  <w16cex:commentExtensible w16cex:durableId="55DE5233" w16cex:dateUtc="2026-10-05T10:18:17Z"/>
-  <w16cex:commentExtensible w16cex:durableId="4B5322DF" w16cex:dateUtc="2026-10-05T10:18:17Z"/>
-  <w16cex:commentExtensible w16cex:durableId="5258CF7B" w16cex:dateUtc="2026-10-05T10:18:17Z"/>
-  <w16cex:commentExtensible w16cex:durableId="346DB186" w16cex:dateUtc="2026-10-05T10:18:18Z"/>
-  <w16cex:commentExtensible w16cex:durableId="388428DE" w16cex:dateUtc="2026-10-05T10:18:18Z"/>
-  <w16cex:commentExtensible w16cex:durableId="6F87283F" w16cex:dateUtc="2026-10-05T10:18:18Z"/>
-  <w16cex:commentExtensible w16cex:durableId="4BC02BB9" w16cex:dateUtc="2026-10-05T10:18:18Z"/>
-  <w16cex:commentExtensible w16cex:durableId="32FC40B9" w16cex:dateUtc="2026-10-05T10:18:18Z"/>
-  <w16cex:commentExtensible w16cex:durableId="79FD81CB" w16cex:dateUtc="2026-10-05T10:18:18Z"/>
-  <w16cex:commentExtensible w16cex:durableId="61539AA6" w16cex:dateUtc="2026-10-05T10:18:18Z"/>
-  <w16cex:commentExtensible w16cex:durableId="39B51AF2" w16cex:dateUtc="2026-10-05T10:18:18Z"/>
-  <w16cex:commentExtensible w16cex:durableId="254B5492" w16cex:dateUtc="2026-10-05T10:18:18Z"/>
-  <w16cex:commentExtensible w16cex:durableId="607F035A" w16cex:dateUtc="2026-10-05T10:18:19Z"/>
-  <w16cex:commentExtensible w16cex:durableId="0D7C8944" w16cex:dateUtc="2026-10-05T10:18:19Z"/>
-  <w16cex:commentExtensible w16cex:durableId="4D8EF958" w16cex:dateUtc="2026-10-05T10:18:19Z"/>
+  <w16cex:commentExtensible w16cex:durableId="61207666" w16cex:dateUtc="2026-10-07T03:37:47Z"/>
+  <w16cex:commentExtensible w16cex:durableId="40490CF5" w16cex:dateUtc="2026-10-07T03:37:47Z"/>
+  <w16cex:commentExtensible w16cex:durableId="1042EB36" w16cex:dateUtc="2026-10-07T03:37:47Z"/>
+  <w16cex:commentExtensible w16cex:durableId="2737EC68" w16cex:dateUtc="2026-10-07T03:37:47Z"/>
+  <w16cex:commentExtensible w16cex:durableId="7D274DBE" w16cex:dateUtc="2026-10-07T03:37:47Z"/>
+  <w16cex:commentExtensible w16cex:durableId="4657EAA8" w16cex:dateUtc="2026-10-07T03:37:47Z"/>
+  <w16cex:commentExtensible w16cex:durableId="4173FE3C" w16cex:dateUtc="2026-10-07T03:37:47Z"/>
+  <w16cex:commentExtensible w16cex:durableId="666E6E6B" w16cex:dateUtc="2026-10-07T03:37:47Z"/>
+  <w16cex:commentExtensible w16cex:durableId="16DAB2F5" w16cex:dateUtc="2026-10-07T03:37:47Z"/>
+  <w16cex:commentExtensible w16cex:durableId="63733C25" w16cex:dateUtc="2026-10-07T03:37:47Z"/>
+  <w16cex:commentExtensible w16cex:durableId="48B9C1DF" w16cex:dateUtc="2026-10-07T03:37:47Z"/>
+  <w16cex:commentExtensible w16cex:durableId="2DF8672E" w16cex:dateUtc="2026-10-07T03:37:47Z"/>
+  <w16cex:commentExtensible w16cex:durableId="4565BABC" w16cex:dateUtc="2026-10-07T03:37:47Z"/>
+  <w16cex:commentExtensible w16cex:durableId="2F034DD5" w16cex:dateUtc="2026-10-07T03:37:48Z"/>
+  <w16cex:commentExtensible w16cex:durableId="2F45F4AC" w16cex:dateUtc="2026-10-07T03:37:48Z"/>
+  <w16cex:commentExtensible w16cex:durableId="4E4F9AFF" w16cex:dateUtc="2026-10-07T03:37:48Z"/>
+  <w16cex:commentExtensible w16cex:durableId="24CC1DA8" w16cex:dateUtc="2026-10-07T03:37:48Z"/>
+  <w16cex:commentExtensible w16cex:durableId="2635103A" w16cex:dateUtc="2026-10-07T03:37:48Z"/>
+  <w16cex:commentExtensible w16cex:durableId="447D9F8B" w16cex:dateUtc="2026-10-07T03:37:48Z"/>
+  <w16cex:commentExtensible w16cex:durableId="2A5AE42A" w16cex:dateUtc="2026-10-07T03:37:48Z"/>
+  <w16cex:commentExtensible w16cex:durableId="2A4F0A66" w16cex:dateUtc="2026-10-07T03:37:48Z"/>
+  <w16cex:commentExtensible w16cex:durableId="67596936" w16cex:dateUtc="2026-10-07T03:37:48Z"/>
+  <w16cex:commentExtensible w16cex:durableId="3C17E7A5" w16cex:dateUtc="2026-10-07T03:37:48Z"/>
+  <w16cex:commentExtensible w16cex:durableId="27284616" w16cex:dateUtc="2026-10-07T03:37:48Z"/>
+  <w16cex:commentExtensible w16cex:durableId="3CCBA903" w16cex:dateUtc="2026-10-07T03:37:48Z"/>
+  <w16cex:commentExtensible w16cex:durableId="023D0371" w16cex:dateUtc="2026-10-07T03:37:48Z"/>
 </w16cex:commentsExtensible>
 </file>
 
 <file path=word/commentsIds.xml><?xml version="1.0" encoding="utf-8"?>
 <w16cid:commentsIds xmlns:wpc="http://schemas.microsoft.com/office/word/2010/wordprocessingCanvas" xmlns:cx="http://schemas.microsoft.com/office/drawing/2014/chartex" xmlns:cx1="http://schemas.microsoft.com/office/drawing/2015/9/8/chartex" xmlns:cx2="http://schemas.microsoft.com/office/drawing/2015/10/21/chartex" xmlns:cx3="http://schemas.microsoft.com/office/drawing/2016/5/9/chartex" xmlns:cx4="http://schemas.microsoft.com/office/drawing/2016/5/10/chartex" xmlns:cx5="http://schemas.microsoft.com/office/drawing/2016/5/11/chartex" xmlns:cx6="http://schemas.microsoft.com/office/drawing/2016/5/12/chartex" xmlns:cx7="http://schemas.microsoft.com/office/drawing/2016/5/13/chartex" xmlns:cx8="http://schemas.microsoft.com/office/drawing/2016/5/14/chartex" xmlns:mc="http://schemas.openxmlformats.org/markup-compatibility/2006" xmlns:aink="http://schemas.microsoft.com/office/drawing/2016/ink" xmlns:am3d="http://schemas.microsoft.com/office/drawing/2017/model3d" xmlns:o="urn:schemas-microsoft-com:office:office" xmlns:oel="http://schemas.microsoft.com/office/2019/extlst" xmlns:r="http://schemas.openxmlformats.org/officeDocument/2006/relationships" xmlns:m="http://schemas.openxmlformats.org/officeDocument/2006/math" xmlns:v="urn:schemas-microsoft-com:vml" xmlns:wp14="http://schemas.microsoft.com/office/word/2010/wordprocessingDrawing" xmlns:wp="http://schemas.openxmlformats.org/drawingml/2006/wordprocessingDrawing" xmlns:w10="urn:schemas-microsoft-com:office:word" xmlns:w="http://schemas.openxmlformats.org/wordprocessingml/2006/main" xmlns:w14="http://schemas.microsoft.com/office/word/2010/wordml" xmlns:w15="http://schemas.microsoft.com/office/word/2012/wordml" xmlns:w16cex="http://schemas.microsoft.com/office/word/2018/wordml/cex" xmlns:w16cid="http://schemas.microsoft.com/office/word/2016/wordml/cid" xmlns:w16="http://schemas.microsoft.com/office/word/2018/wordml" xmlns:w16du="http://schemas.microsoft.com/office/word/2023/wordml/word16du" xmlns:w16sdtdh="http://schemas.microsoft.com/office/word/2020/wordml/sdtdatahash" xmlns:w16sdtfl="http://schemas.microsoft.com/office/word/2024/wordml/sdtformatlock" xmlns:w16se="http://schemas.microsoft.com/office/word/2015/wordml/symex" xmlns:wpg="http://schemas.microsoft.com/office/word/2010/wordprocessingGroup" xmlns:wpi="http://schemas.microsoft.com/office/word/2010/wordprocessingInk" xmlns:wne="http://schemas.microsoft.com/office/word/2006/wordml" xmlns:wps="http://schemas.microsoft.com/office/word/2010/wordprocessingShape" mc:Ignorable="w14 w15 w16se w16cid w16 w16cex w16sdtdh w16sdtfl w16du wp14">
-  <w16cid:commentId w16cid:paraId="067AF57C" w16cid:durableId="78574C1B"/>
-  <w16cid:commentId w16cid:paraId="16E58D12" w16cid:durableId="0B5EDDC7"/>
-  <w16cid:commentId w16cid:paraId="24F0E97B" w16cid:durableId="44F33D5B"/>
-  <w16cid:commentId w16cid:paraId="6D3F7502" w16cid:durableId="49BD0B48"/>
-  <w16cid:commentId w16cid:paraId="3670A831" w16cid:durableId="44C6879F"/>
-  <w16cid:commentId w16cid:paraId="51D6FF3C" w16cid:durableId="41E9FD53"/>
-  <w16cid:commentId w16cid:paraId="07D8F54E" w16cid:durableId="0DA09B07"/>
-  <w16cid:commentId w16cid:paraId="17B64803" w16cid:durableId="6634A0F0"/>
-  <w16cid:commentId w16cid:paraId="60DB09F6" w16cid:durableId="463F466B"/>
-  <w16cid:commentId w16cid:paraId="55DE9609" w16cid:durableId="1B46DE1D"/>
-  <w16cid:commentId w16cid:paraId="1715AB83" w16cid:durableId="23D177E0"/>
-  <w16cid:commentId w16cid:paraId="2DC1D5C3" w16cid:durableId="55DE5233"/>
-  <w16cid:commentId w16cid:paraId="4F1AF0CF" w16cid:durableId="4B5322DF"/>
-  <w16cid:commentId w16cid:paraId="72775B7A" w16cid:durableId="5258CF7B"/>
-  <w16cid:commentId w16cid:paraId="76E3F195" w16cid:durableId="346DB186"/>
-  <w16cid:commentId w16cid:paraId="254FD287" w16cid:durableId="388428DE"/>
-  <w16cid:commentId w16cid:paraId="17B08EAD" w16cid:durableId="6F87283F"/>
-  <w16cid:commentId w16cid:paraId="51D05ACF" w16cid:durableId="4BC02BB9"/>
-  <w16cid:commentId w16cid:paraId="25871162" w16cid:durableId="32FC40B9"/>
-  <w16cid:commentId w16cid:paraId="7BA61E1A" w16cid:durableId="79FD81CB"/>
-  <w16cid:commentId w16cid:paraId="6E36A7A7" w16cid:durableId="61539AA6"/>
-  <w16cid:commentId w16cid:paraId="1778A537" w16cid:durableId="39B51AF2"/>
-  <w16cid:commentId w16cid:paraId="3C96DFA8" w16cid:durableId="254B5492"/>
-  <w16cid:commentId w16cid:paraId="599EFC4B" w16cid:durableId="607F035A"/>
-  <w16cid:commentId w16cid:paraId="048D2263" w16cid:durableId="0D7C8944"/>
-  <w16cid:commentId w16cid:paraId="2E1A08FD" w16cid:durableId="4D8EF958"/>
+  <w16cid:commentId w16cid:paraId="42CC59F5" w16cid:durableId="61207666"/>
+  <w16cid:commentId w16cid:paraId="6EF01520" w16cid:durableId="40490CF5"/>
+  <w16cid:commentId w16cid:paraId="5CED4B2C" w16cid:durableId="1042EB36"/>
+  <w16cid:commentId w16cid:paraId="3C6C637F" w16cid:durableId="2737EC68"/>
+  <w16cid:commentId w16cid:paraId="78A867E8" w16cid:durableId="7D274DBE"/>
+  <w16cid:commentId w16cid:paraId="551A8E65" w16cid:durableId="4657EAA8"/>
+  <w16cid:commentId w16cid:paraId="1953FB5D" w16cid:durableId="4173FE3C"/>
+  <w16cid:commentId w16cid:paraId="6A9D729C" w16cid:durableId="666E6E6B"/>
+  <w16cid:commentId w16cid:paraId="3907AF4D" w16cid:durableId="16DAB2F5"/>
+  <w16cid:commentId w16cid:paraId="5A151E4D" w16cid:durableId="63733C25"/>
+  <w16cid:commentId w16cid:paraId="75A06078" w16cid:durableId="48B9C1DF"/>
+  <w16cid:commentId w16cid:paraId="01BF41EF" w16cid:durableId="2DF8672E"/>
+  <w16cid:commentId w16cid:paraId="3C230BA0" w16cid:durableId="4565BABC"/>
+  <w16cid:commentId w16cid:paraId="4EBE3A2B" w16cid:durableId="2F034DD5"/>
+  <w16cid:commentId w16cid:paraId="4A37863D" w16cid:durableId="2F45F4AC"/>
+  <w16cid:commentId w16cid:paraId="79265B70" w16cid:durableId="4E4F9AFF"/>
+  <w16cid:commentId w16cid:paraId="59BF489C" w16cid:durableId="24CC1DA8"/>
+  <w16cid:commentId w16cid:paraId="37A257A6" w16cid:durableId="2635103A"/>
+  <w16cid:commentId w16cid:paraId="08639BF0" w16cid:durableId="447D9F8B"/>
+  <w16cid:commentId w16cid:paraId="6053E8CB" w16cid:durableId="2A5AE42A"/>
+  <w16cid:commentId w16cid:paraId="3E1AA02F" w16cid:durableId="2A4F0A66"/>
+  <w16cid:commentId w16cid:paraId="22918428" w16cid:durableId="67596936"/>
+  <w16cid:commentId w16cid:paraId="70822A2F" w16cid:durableId="3C17E7A5"/>
+  <w16cid:commentId w16cid:paraId="53F463BF" w16cid:durableId="27284616"/>
+  <w16cid:commentId w16cid:paraId="70ABDA96" w16cid:durableId="3CCBA903"/>
+  <w16cid:commentId w16cid:paraId="6C9964E8" w16cid:durableId="023D0371"/>
 </w16cid:commentsIds>
 </file>
 
